--- a/src/OpenXmlHtml.Tests/WordConvertFileTests.ConvertFullHtmlPage.verified.docx
+++ b/src/OpenXmlHtml.Tests/WordConvertFileTests.ConvertFullHtmlPage.verified.docx
@@ -51,11 +51,6 @@
     </w:p>
     <w:p>
       <w:r>
-        <w:t xml:space="preserve"> </w:t>
-      </w:r>
-    </w:p>
-    <w:p>
-      <w:r>
         <w:rPr>
           <w:b/>
         </w:rPr>
@@ -73,11 +68,6 @@
     </w:p>
     <w:p>
       <w:r>
-        <w:t xml:space="preserve"> </w:t>
-      </w:r>
-    </w:p>
-    <w:p>
-      <w:r>
         <w:t xml:space="preserve">Alpha</w:t>
       </w:r>
       <w:r>
@@ -89,11 +79,6 @@
     </w:p>
     <w:p>
       <w:r>
-        <w:t xml:space="preserve"> </w:t>
-      </w:r>
-    </w:p>
-    <w:p>
-      <w:r>
         <w:t xml:space="preserve">Beta</w:t>
       </w:r>
       <w:r>
@@ -101,11 +86,6 @@
       </w:r>
       <w:r>
         <w:t xml:space="preserve">200</w:t>
-      </w:r>
-    </w:p>
-    <w:p>
-      <w:r>
-        <w:t xml:space="preserve"> </w:t>
       </w:r>
     </w:p>
     <w:p>
